--- a/file/Tiểu luận LTNC.docx
+++ b/file/Tiểu luận LTNC.docx
@@ -4,7 +4,7 @@
   <w:body>
     <w:tbl>
       <w:tblPr>
-        <w:tblpPr w:leftFromText="180" w:rightFromText="180" w:vertAnchor="text" w:horzAnchor="margin" w:tblpXSpec="center" w:tblpY="-704"/>
+        <w:tblpPr w:leftFromText="180" w:rightFromText="180" w:vertAnchor="text" w:horzAnchor="margin" w:tblpXSpec="center" w:tblpY="-331"/>
         <w:tblW w:w="8955" w:type="dxa"/>
         <w:tblBorders>
           <w:top w:val="thickThinSmallGap" w:sz="24" w:space="0" w:color="auto"/>
@@ -107,16 +107,6 @@
           <w:p>
             <w:pPr>
               <w:pStyle w:val="ListParagraph"/>
-              <w:ind w:left="-8" w:firstLine="8"/>
-              <w:jc w:val="center"/>
-              <w:rPr>
-                <w:rFonts w:asciiTheme="majorHAnsi" w:hAnsiTheme="majorHAnsi" w:cstheme="majorHAnsi"/>
-              </w:rPr>
-            </w:pPr>
-          </w:p>
-          <w:p>
-            <w:pPr>
-              <w:pStyle w:val="ListParagraph"/>
               <w:ind w:left="-150" w:right="-177"/>
               <w:jc w:val="center"/>
               <w:rPr>
@@ -132,9 +122,9 @@
                 <w:sz w:val="20"/>
               </w:rPr>
               <w:drawing>
-                <wp:inline distT="0" distB="0" distL="0" distR="0" wp14:anchorId="05042271" wp14:editId="0B5CF2CE">
-                  <wp:extent cx="1524000" cy="1477348"/>
-                  <wp:effectExtent l="0" t="0" r="0" b="8890"/>
+                <wp:inline distT="0" distB="0" distL="0" distR="0" wp14:anchorId="05042271" wp14:editId="6DFDF25E">
+                  <wp:extent cx="1453019" cy="1408540"/>
+                  <wp:effectExtent l="0" t="0" r="0" b="1270"/>
                   <wp:docPr id="5" name="Picture 66"/>
                   <wp:cNvGraphicFramePr>
                     <a:graphicFrameLocks xmlns:a="http://schemas.openxmlformats.org/drawingml/2006/main" noChangeAspect="1"/>
@@ -164,7 +154,7 @@
                         <pic:spPr bwMode="auto">
                           <a:xfrm>
                             <a:off x="0" y="0"/>
-                            <a:ext cx="1534962" cy="1487974"/>
+                            <a:ext cx="1467486" cy="1422565"/>
                           </a:xfrm>
                           <a:prstGeom prst="rect">
                             <a:avLst/>
@@ -3818,23 +3808,7 @@
                 <w:bCs/>
                 <w:szCs w:val="32"/>
               </w:rPr>
-              <w:t>Hình 2.</w:t>
-            </w:r>
-            <w:r>
-              <w:rPr>
-                <w:rFonts w:eastAsiaTheme="majorEastAsia" w:cstheme="majorBidi"/>
-                <w:bCs/>
-                <w:szCs w:val="32"/>
-              </w:rPr>
-              <w:t>11</w:t>
-            </w:r>
-            <w:r>
-              <w:rPr>
-                <w:rFonts w:eastAsiaTheme="majorEastAsia" w:cstheme="majorBidi"/>
-                <w:bCs/>
-                <w:szCs w:val="32"/>
-              </w:rPr>
-              <w:t>: Use Case Tổng quát</w:t>
+              <w:t>Hình 2.11: Use Case Tổng quát</w:t>
             </w:r>
           </w:p>
         </w:tc>
@@ -4353,15 +4327,7 @@
                 <w:bCs/>
                 <w:szCs w:val="32"/>
               </w:rPr>
-              <w:t>1</w:t>
-            </w:r>
-            <w:r>
-              <w:rPr>
-                <w:rFonts w:eastAsiaTheme="majorEastAsia" w:cstheme="majorBidi"/>
-                <w:bCs/>
-                <w:szCs w:val="32"/>
-              </w:rPr>
-              <w:t>6</w:t>
+              <w:t>16</w:t>
             </w:r>
             <w:r>
               <w:rPr>
@@ -4460,15 +4426,7 @@
                 <w:bCs/>
                 <w:szCs w:val="32"/>
               </w:rPr>
-              <w:t>.1</w:t>
-            </w:r>
-            <w:r>
-              <w:rPr>
-                <w:rFonts w:eastAsiaTheme="majorEastAsia" w:cstheme="majorBidi"/>
-                <w:bCs/>
-                <w:szCs w:val="32"/>
-              </w:rPr>
-              <w:t>7</w:t>
+              <w:t>.17</w:t>
             </w:r>
             <w:r>
               <w:rPr>
@@ -5431,15 +5389,7 @@
                 <w:bCs/>
                 <w:szCs w:val="32"/>
               </w:rPr>
-              <w:t>2</w:t>
-            </w:r>
-            <w:r>
-              <w:rPr>
-                <w:rFonts w:eastAsiaTheme="majorEastAsia" w:cstheme="majorBidi"/>
-                <w:bCs/>
-                <w:szCs w:val="32"/>
-              </w:rPr>
-              <w:t>6</w:t>
+              <w:t>26</w:t>
             </w:r>
             <w:r>
               <w:rPr>
@@ -5546,15 +5496,7 @@
                 <w:bCs/>
                 <w:szCs w:val="32"/>
               </w:rPr>
-              <w:t>2</w:t>
-            </w:r>
-            <w:r>
-              <w:rPr>
-                <w:rFonts w:eastAsiaTheme="majorEastAsia" w:cstheme="majorBidi"/>
-                <w:bCs/>
-                <w:szCs w:val="32"/>
-              </w:rPr>
-              <w:t>7</w:t>
+              <w:t>27</w:t>
             </w:r>
             <w:r>
               <w:rPr>
@@ -16078,13 +16020,7 @@
       </w:pPr>
       <w:bookmarkStart w:id="42" w:name="_Toc230797481"/>
       <w:r>
-        <w:t>Hình 2.</w:t>
-      </w:r>
-      <w:r>
-        <w:t>7</w:t>
-      </w:r>
-      <w:r>
-        <w:t xml:space="preserve">: Use Case Quản lý </w:t>
+        <w:t xml:space="preserve">Hình 2.7: Use Case Quản lý </w:t>
       </w:r>
       <w:r>
         <w:t>nhà cung cấp</w:t>
@@ -34663,6 +34599,7 @@
   <w:style w:type="character" w:default="1" w:styleId="DefaultParagraphFont">
     <w:name w:val="Default Paragraph Font"/>
     <w:uiPriority w:val="1"/>
+    <w:semiHidden/>
     <w:unhideWhenUsed/>
   </w:style>
   <w:style w:type="table" w:default="1" w:styleId="TableNormal">
